--- a/backend/templates/GSSG-GS_300-003_General_Book.docx
+++ b/backend/templates/GSSG-GS_300-003_General_Book.docx
@@ -356,6 +356,25 @@
           <w:lang w:bidi="ar-AE"/>
         </w:rPr>
       </w:pPr>
+    </w:p>
+    <w:p>
+      <w:pPr>
+        <w:bidi/>
+        <w:ind w:left="6480"/>
+        <w:jc w:val="center"/>
+        <w:rPr>
+          <w:rFonts w:cstheme="minorHAnsi"/>
+          <w:b/>
+          <w:bCs/>
+          <w:sz w:val="28"/>
+          <w:szCs w:val="28"/>
+          <w:rtl/>
+          <w:lang w:bidi="ar-AE"/>
+        </w:rPr>
+      </w:pPr>
+      <w:r>
+        <w:t>{{ manager_sig }}</w:t>
+      </w:r>
     </w:p>
     <w:p>
       <w:pPr>

--- a/backend/templates/GSSG-GS_300-003_General_Book.docx
+++ b/backend/templates/GSSG-GS_300-003_General_Book.docx
@@ -2,6 +2,67 @@
 <file path=word/document.xml><?xml version="1.0" encoding="utf-8"?>
 <w:document xmlns:wpc="http://schemas.microsoft.com/office/word/2010/wordprocessingCanvas" xmlns:cx="http://schemas.microsoft.com/office/drawing/2014/chartex" xmlns:cx1="http://schemas.microsoft.com/office/drawing/2015/9/8/chartex" xmlns:cx2="http://schemas.microsoft.com/office/drawing/2015/10/21/chartex" xmlns:cx3="http://schemas.microsoft.com/office/drawing/2016/5/9/chartex" xmlns:cx4="http://schemas.microsoft.com/office/drawing/2016/5/10/chartex" xmlns:cx5="http://schemas.microsoft.com/office/drawing/2016/5/11/chartex" xmlns:cx6="http://schemas.microsoft.com/office/drawing/2016/5/12/chartex" xmlns:cx7="http://schemas.microsoft.com/office/drawing/2016/5/13/chartex" xmlns:cx8="http://schemas.microsoft.com/office/drawing/2016/5/14/chartex" xmlns:mc="http://schemas.openxmlformats.org/markup-compatibility/2006" xmlns:aink="http://schemas.microsoft.com/office/drawing/2016/ink" xmlns:am3d="http://schemas.microsoft.com/office/drawing/2017/model3d" xmlns:o="urn:schemas-microsoft-com:office:office" xmlns:oel="http://schemas.microsoft.com/office/2019/extlst" xmlns:r="http://schemas.openxmlformats.org/officeDocument/2006/relationships" xmlns:m="http://schemas.openxmlformats.org/officeDocument/2006/math" xmlns:v="urn:schemas-microsoft-com:vml" xmlns:wp14="http://schemas.microsoft.com/office/word/2010/wordprocessingDrawing" xmlns:wp="http://schemas.openxmlformats.org/drawingml/2006/wordprocessingDrawing" xmlns:w10="urn:schemas-microsoft-com:office:word" xmlns:w="http://schemas.openxmlformats.org/wordprocessingml/2006/main" xmlns:w14="http://schemas.microsoft.com/office/word/2010/wordml" xmlns:w15="http://schemas.microsoft.com/office/word/2012/wordml" xmlns:w16cex="http://schemas.microsoft.com/office/word/2018/wordml/cex" xmlns:w16cid="http://schemas.microsoft.com/office/word/2016/wordml/cid" xmlns:w16="http://schemas.microsoft.com/office/word/2018/wordml" xmlns:w16du="http://schemas.microsoft.com/office/word/2023/wordml/word16du" xmlns:w16sdtdh="http://schemas.microsoft.com/office/word/2020/wordml/sdtdatahash" xmlns:w16sdtfl="http://schemas.microsoft.com/office/word/2024/wordml/sdtformatlock" xmlns:w16se="http://schemas.microsoft.com/office/word/2015/wordml/symex" xmlns:wpg="http://schemas.microsoft.com/office/word/2010/wordprocessingGroup" xmlns:wpi="http://schemas.microsoft.com/office/word/2010/wordprocessingInk" xmlns:wne="http://schemas.microsoft.com/office/word/2006/wordml" xmlns:wps="http://schemas.microsoft.com/office/word/2010/wordprocessingShape" mc:Ignorable="w14 w15 w16se w16cid w16 w16cex w16sdtdh w16sdtfl w16du wp14">
   <w:body>
+    <w:p>
+      <w:pPr>
+        <w:bidi/>
+        <w:rPr>
+          <w:rFonts w:cstheme="minorHAnsi"/>
+          <w:i/>
+          <w:iCs/>
+          <w:sz w:val="32"/>
+          <w:szCs w:val="32"/>
+          <w:rtl/>
+          <w:lang w:bidi="ar-AE"/>
+        </w:rPr>
+      </w:pPr>
+      <w:r>
+        <w:t>{%p if ref %}</w:t>
+      </w:r>
+    </w:p>
+    <w:p>
+      <w:pPr>
+        <w:bidi/>
+        <w:rPr>
+          <w:rFonts w:cstheme="minorHAnsi"/>
+          <w:i/>
+          <w:iCs/>
+          <w:sz w:val="32"/>
+          <w:szCs w:val="32"/>
+          <w:rtl/>
+          <w:lang w:bidi="ar-AE"/>
+        </w:rPr>
+      </w:pPr>
+      <w:r>
+        <w:rPr>
+          <w:sz w:val="32"/>
+        </w:rPr>
+        <w:t xml:space="preserve">الرقم: </w:t>
+      </w:r>
+      <w:r>
+        <w:rPr>
+          <w:sz w:val="32"/>
+          <w:rtl w:val="0"/>
+        </w:rPr>
+        <w:t>{{ ref }}</w:t>
+      </w:r>
+    </w:p>
+    <w:p>
+      <w:pPr>
+        <w:bidi/>
+        <w:rPr>
+          <w:rFonts w:cstheme="minorHAnsi"/>
+          <w:i/>
+          <w:iCs/>
+          <w:sz w:val="32"/>
+          <w:szCs w:val="32"/>
+          <w:rtl/>
+          <w:lang w:bidi="ar-AE"/>
+        </w:rPr>
+      </w:pPr>
+      <w:r>
+        <w:t>{%p endif %}</w:t>
+      </w:r>
+    </w:p>
     <w:p>
       <w:pPr>
         <w:bidi/>

--- a/backend/templates/GSSG-GS_300-003_General_Book.docx
+++ b/backend/templates/GSSG-GS_300-003_General_Book.docx
@@ -41,7 +41,6 @@
       <w:r>
         <w:rPr>
           <w:sz w:val="32"/>
-          <w:rtl w:val="0"/>
         </w:rPr>
         <w:t>{{ ref }}</w:t>
       </w:r>

--- a/backend/templates/GSSG-GS_300-003_General_Book.docx
+++ b/backend/templates/GSSG-GS_300-003_General_Book.docx
@@ -41,6 +41,7 @@
       <w:r>
         <w:rPr>
           <w:sz w:val="32"/>
+          <w:rtl/>
         </w:rPr>
         <w:t>{{ ref }}</w:t>
       </w:r>

--- a/backend/templates/GSSG-GS_300-003_General_Book.docx
+++ b/backend/templates/GSSG-GS_300-003_General_Book.docx
@@ -88,20 +88,6 @@
         </w:rPr>
         <w:t>التاريخ: {{ date }}</w:t>
       </w:r>
-    </w:p>
-    <w:p>
-      <w:pPr>
-        <w:bidi/>
-        <w:rPr>
-          <w:rFonts w:cstheme="minorHAnsi"/>
-          <w:i/>
-          <w:iCs/>
-          <w:sz w:val="32"/>
-          <w:szCs w:val="32"/>
-          <w:rtl/>
-          <w:lang w:bidi="ar-AE"/>
-        </w:rPr>
-      </w:pPr>
     </w:p>
     <w:p>
       <w:pPr>
@@ -166,20 +152,6 @@
           <w:lang w:bidi="ar-AE"/>
         </w:rPr>
       </w:pPr>
-    </w:p>
-    <w:p>
-      <w:pPr>
-        <w:bidi/>
-        <w:rPr>
-          <w:rFonts w:cstheme="minorHAnsi"/>
-          <w:b/>
-          <w:bCs/>
-          <w:sz w:val="32"/>
-          <w:szCs w:val="32"/>
-          <w:rtl/>
-          <w:lang w:bidi="ar-AE"/>
-        </w:rPr>
-      </w:pPr>
       <w:r>
         <w:rPr>
           <w:rFonts w:cstheme="minorHAnsi" w:hint="cs"/>
@@ -321,34 +293,6 @@
           <w:bCs/>
           <w:sz w:val="28"/>
           <w:szCs w:val="28"/>
-          <w:lang w:bidi="ar-AE"/>
-        </w:rPr>
-      </w:pPr>
-    </w:p>
-    <w:p>
-      <w:pPr>
-        <w:pStyle w:val="ListParagraph"/>
-        <w:bidi/>
-        <w:rPr>
-          <w:rFonts w:cstheme="minorHAnsi"/>
-          <w:b/>
-          <w:bCs/>
-          <w:sz w:val="28"/>
-          <w:szCs w:val="28"/>
-          <w:lang w:bidi="ar-AE"/>
-        </w:rPr>
-      </w:pPr>
-    </w:p>
-    <w:p>
-      <w:pPr>
-        <w:pStyle w:val="ListParagraph"/>
-        <w:bidi/>
-        <w:rPr>
-          <w:rFonts w:cstheme="minorHAnsi"/>
-          <w:b/>
-          <w:bCs/>
-          <w:sz w:val="28"/>
-          <w:szCs w:val="28"/>
           <w:rtl/>
           <w:lang w:bidi="ar-AE"/>
         </w:rPr>
@@ -357,6 +301,7 @@
     <w:p>
       <w:pPr>
         <w:pStyle w:val="ListParagraph"/>
+        <w:keepNext/>
         <w:bidi/>
         <w:rPr>
           <w:rFonts w:cstheme="minorHAnsi"/>
@@ -382,18 +327,7 @@
     </w:p>
     <w:p>
       <w:pPr>
-        <w:bidi/>
-        <w:rPr>
-          <w:rFonts w:cstheme="minorHAnsi"/>
-          <w:b/>
-          <w:bCs/>
-          <w:rtl/>
-          <w:lang w:bidi="ar-AE"/>
-        </w:rPr>
-      </w:pPr>
-    </w:p>
-    <w:p>
-      <w:pPr>
+        <w:keepNext/>
         <w:bidi/>
         <w:jc w:val="center"/>
         <w:rPr>
@@ -407,19 +341,7 @@
     </w:p>
     <w:p>
       <w:pPr>
-        <w:bidi/>
-        <w:jc w:val="center"/>
-        <w:rPr>
-          <w:rFonts w:cstheme="minorHAnsi"/>
-          <w:b/>
-          <w:bCs/>
-          <w:rtl/>
-          <w:lang w:bidi="ar-AE"/>
-        </w:rPr>
-      </w:pPr>
-    </w:p>
-    <w:p>
-      <w:pPr>
+        <w:keepNext/>
         <w:bidi/>
         <w:ind w:left="6480"/>
         <w:jc w:val="center"/>
@@ -439,6 +361,7 @@
     </w:p>
     <w:p>
       <w:pPr>
+        <w:keepNext/>
         <w:bidi/>
         <w:ind w:left="6480"/>
         <w:jc w:val="center"/>

--- a/backend/templates/GSSG-GS_300-003_General_Book.docx
+++ b/backend/templates/GSSG-GS_300-003_General_Book.docx
@@ -439,20 +439,20 @@
           <w:rtl/>
           <w:lang w:bidi="ar-AE"/>
         </w:rPr>
-        <w:t xml:space="preserve">{%p if cc %}</w:t>
+        <w:t>{%p if cc %}</w:t>
       </w:r>
     </w:p>
     <w:p>
       <w:pPr>
         <w:pStyle w:val="ListParagraph"/>
         <w:bidi/>
+        <w:jc w:val="right"/>
         <w:rPr>
           <w:rFonts w:cstheme="minorHAnsi"/>
           <w:sz w:val="20"/>
           <w:szCs w:val="20"/>
           <w:lang w:bidi="ar-AE"/>
         </w:rPr>
-        <w:jc w:val="right"/>
       </w:pPr>
       <w:r>
         <w:rPr>
@@ -462,7 +462,7 @@
           <w:rtl/>
           <w:lang w:bidi="ar-AE"/>
         </w:rPr>
-        <w:t xml:space="preserve">نسخة إلى: {{ cc }}</w:t>
+        <w:t>نسخة إلى: {{ cc }}</w:t>
       </w:r>
     </w:p>
     <w:p>
@@ -488,7 +488,7 @@
           <w:rtl/>
           <w:lang w:bidi="ar-AE"/>
         </w:rPr>
-        <w:t xml:space="preserve">{%p endif %}</w:t>
+        <w:t>{%p endif %}</w:t>
       </w:r>
     </w:p>
     <w:sectPr>
@@ -751,7 +751,7 @@
               <w:noProof/>
             </w:rPr>
             <w:drawing>
-              <wp:inline distT="0" distB="0" distL="0" distR="0" wp14:anchorId="76AA712F" wp14:editId="614D874F">
+              <wp:inline distT="0" distB="0" distL="0" distR="0" wp14:anchorId="459A88DD" wp14:editId="54814DD7">
                 <wp:extent cx="1077164" cy="1074629"/>
                 <wp:effectExtent l="0" t="0" r="2540" b="5080"/>
                 <wp:docPr id="1822032861" name="Picture 1822032861" descr="Logo&#10;&#10;Description automatically generated"/>
@@ -815,7 +815,7 @@
       <mc:AlternateContent>
         <mc:Choice Requires="wps">
           <w:drawing>
-            <wp:anchor distT="0" distB="0" distL="114300" distR="114300" simplePos="0" relativeHeight="251663360" behindDoc="1" locked="0" layoutInCell="1" allowOverlap="1" wp14:anchorId="32C22ED8" wp14:editId="1C0C92D2">
+            <wp:anchor distT="0" distB="0" distL="114300" distR="114300" simplePos="0" relativeHeight="251663360" behindDoc="1" locked="0" layoutInCell="1" allowOverlap="1" wp14:anchorId="7F941CD9" wp14:editId="7023B8AD">
               <wp:simplePos x="0" y="0"/>
               <wp:positionH relativeFrom="page">
                 <wp:posOffset>-10048</wp:posOffset>
@@ -922,7 +922,7 @@
       <mc:AlternateContent>
         <mc:Choice Requires="wps">
           <w:drawing>
-            <wp:anchor distT="0" distB="0" distL="114300" distR="114300" simplePos="0" relativeHeight="251659264" behindDoc="1" locked="0" layoutInCell="1" allowOverlap="1" wp14:anchorId="61EE51B4" wp14:editId="0CCDB870">
+            <wp:anchor distT="0" distB="0" distL="114300" distR="114300" simplePos="0" relativeHeight="251659264" behindDoc="1" locked="0" layoutInCell="1" allowOverlap="1" wp14:anchorId="64334670" wp14:editId="1E222C07">
               <wp:simplePos x="0" y="0"/>
               <wp:positionH relativeFrom="page">
                 <wp:posOffset>1628775</wp:posOffset>
@@ -1075,6 +1075,7 @@
               <w:szCs w:val="18"/>
             </w:rPr>
           </w:pPr>
+          <w:proofErr w:type="gramStart"/>
           <w:r>
             <w:rPr>
               <w:rFonts w:ascii="Helvetica" w:hAnsi="Helvetica"/>
@@ -1082,7 +1083,37 @@
               <w:sz w:val="18"/>
               <w:szCs w:val="18"/>
             </w:rPr>
-            <w:t>{{ submitter_g }}</w:t>
+            <w:t xml:space="preserve">{{ </w:t>
+          </w:r>
+          <w:proofErr w:type="spellStart"/>
+          <w:r>
+            <w:rPr>
+              <w:rFonts w:ascii="Helvetica" w:hAnsi="Helvetica"/>
+              <w:color w:val="FFFFFF" w:themeColor="background1"/>
+              <w:sz w:val="18"/>
+              <w:szCs w:val="18"/>
+            </w:rPr>
+            <w:t>submitter</w:t>
+          </w:r>
+          <w:proofErr w:type="gramEnd"/>
+          <w:r>
+            <w:rPr>
+              <w:rFonts w:ascii="Helvetica" w:hAnsi="Helvetica"/>
+              <w:color w:val="FFFFFF" w:themeColor="background1"/>
+              <w:sz w:val="18"/>
+              <w:szCs w:val="18"/>
+            </w:rPr>
+            <w:t>_g</w:t>
+          </w:r>
+          <w:proofErr w:type="spellEnd"/>
+          <w:r>
+            <w:rPr>
+              <w:rFonts w:ascii="Helvetica" w:hAnsi="Helvetica"/>
+              <w:color w:val="FFFFFF" w:themeColor="background1"/>
+              <w:sz w:val="18"/>
+              <w:szCs w:val="18"/>
+            </w:rPr>
+            <w:t xml:space="preserve"> }}</w:t>
           </w:r>
         </w:p>
       </w:tc>
@@ -1242,7 +1273,7 @@
       <mc:AlternateContent>
         <mc:Choice Requires="wps">
           <w:drawing>
-            <wp:anchor distT="0" distB="0" distL="114300" distR="114300" simplePos="0" relativeHeight="251661312" behindDoc="1" locked="0" layoutInCell="1" allowOverlap="1" wp14:anchorId="2F4C5BF2" wp14:editId="3D4EBEBB">
+            <wp:anchor distT="0" distB="0" distL="114300" distR="114300" simplePos="0" relativeHeight="251661312" behindDoc="1" locked="0" layoutInCell="1" allowOverlap="1" wp14:anchorId="1FFFCD41" wp14:editId="3371FFBF">
               <wp:simplePos x="0" y="0"/>
               <wp:positionH relativeFrom="page">
                 <wp:posOffset>-428625</wp:posOffset>
@@ -1562,7 +1593,7 @@
               <w:noProof/>
             </w:rPr>
             <w:drawing>
-              <wp:inline distT="0" distB="0" distL="0" distR="0" wp14:anchorId="29A23E5A" wp14:editId="503EBCB0">
+              <wp:inline distT="0" distB="0" distL="0" distR="0" wp14:anchorId="1954FCB9" wp14:editId="6C700831">
                 <wp:extent cx="1009650" cy="1027520"/>
                 <wp:effectExtent l="0" t="0" r="0" b="1270"/>
                 <wp:docPr id="683820999" name="Picture 683820999" descr="Logo&#10;&#10;Description automatically generated"/>
@@ -1627,7 +1658,7 @@
               <w:noProof/>
             </w:rPr>
             <w:drawing>
-              <wp:inline distT="0" distB="0" distL="0" distR="0" wp14:anchorId="11D99C68" wp14:editId="64520DE8">
+              <wp:inline distT="0" distB="0" distL="0" distR="0" wp14:anchorId="20F7287A" wp14:editId="44D8A0B8">
                 <wp:extent cx="1152525" cy="771525"/>
                 <wp:effectExtent l="0" t="0" r="9525" b="9525"/>
                 <wp:docPr id="1513273273" name="Picture 1513273273"/>
@@ -1765,7 +1796,7 @@
   <w:tbl>
     <w:tblPr>
       <w:tblStyle w:val="TableGrid"/>
-      <w:tblW w:w="11340" w:type="dxa"/>
+      <w:tblW w:w="11625" w:type="dxa"/>
       <w:tblInd w:w="-450" w:type="dxa"/>
       <w:tblBorders>
         <w:top w:val="none" w:sz="0" w:space="0" w:color="auto"/>
@@ -1782,17 +1813,17 @@
       <w:tblLook w:val="04A0" w:firstRow="1" w:lastRow="0" w:firstColumn="1" w:lastColumn="0" w:noHBand="0" w:noVBand="1"/>
     </w:tblPr>
     <w:tblGrid>
-      <w:gridCol w:w="1980"/>
-      <w:gridCol w:w="2250"/>
-      <w:gridCol w:w="7110"/>
+      <w:gridCol w:w="2030"/>
+      <w:gridCol w:w="2306"/>
+      <w:gridCol w:w="7289"/>
     </w:tblGrid>
     <w:tr>
       <w:trPr>
-        <w:trHeight w:val="1087"/>
+        <w:trHeight w:val="647"/>
       </w:trPr>
       <w:tc>
         <w:tcPr>
-          <w:tcW w:w="1980" w:type="dxa"/>
+          <w:tcW w:w="2030" w:type="dxa"/>
           <w:hideMark/>
         </w:tcPr>
         <w:p>
@@ -1813,17 +1844,17 @@
               <w:noProof/>
             </w:rPr>
             <w:drawing>
-              <wp:anchor distT="0" distB="0" distL="114300" distR="114300" simplePos="0" relativeHeight="251665408" behindDoc="0" locked="0" layoutInCell="1" allowOverlap="1" wp14:anchorId="29FAA4D6" wp14:editId="75B54237">
+              <wp:anchor distT="0" distB="0" distL="114300" distR="114300" simplePos="0" relativeHeight="251665408" behindDoc="1" locked="0" layoutInCell="1" allowOverlap="1" wp14:anchorId="2570AAD4" wp14:editId="24E656F6">
                 <wp:simplePos x="0" y="0"/>
                 <wp:positionH relativeFrom="column">
-                  <wp:posOffset>247650</wp:posOffset>
+                  <wp:posOffset>288544</wp:posOffset>
                 </wp:positionH>
                 <wp:positionV relativeFrom="paragraph">
-                  <wp:posOffset>0</wp:posOffset>
+                  <wp:posOffset>-204774</wp:posOffset>
                 </wp:positionV>
-                <wp:extent cx="1009650" cy="1027520"/>
-                <wp:effectExtent l="0" t="0" r="0" b="1270"/>
-                <wp:wrapSquare wrapText="bothSides"/>
+                <wp:extent cx="548640" cy="558165"/>
+                <wp:effectExtent l="0" t="0" r="3810" b="0"/>
+                <wp:wrapNone/>
                 <wp:docPr id="614770599" name="Picture 614770599" descr="Logo&#10;&#10;Description automatically generated"/>
                 <wp:cNvGraphicFramePr>
                   <a:graphicFrameLocks xmlns:a="http://schemas.openxmlformats.org/drawingml/2006/main" noChangeAspect="1"/>
@@ -1850,7 +1881,7 @@
                       <pic:spPr>
                         <a:xfrm>
                           <a:off x="0" y="0"/>
-                          <a:ext cx="1009650" cy="1027520"/>
+                          <a:ext cx="548640" cy="558165"/>
                         </a:xfrm>
                         <a:prstGeom prst="rect">
                           <a:avLst/>
@@ -1859,6 +1890,12 @@
                     </pic:pic>
                   </a:graphicData>
                 </a:graphic>
+                <wp14:sizeRelH relativeFrom="margin">
+                  <wp14:pctWidth>0</wp14:pctWidth>
+                </wp14:sizeRelH>
+                <wp14:sizeRelV relativeFrom="margin">
+                  <wp14:pctHeight>0</wp14:pctHeight>
+                </wp14:sizeRelV>
               </wp:anchor>
             </w:drawing>
           </w:r>
@@ -1866,7 +1903,7 @@
       </w:tc>
       <w:tc>
         <w:tcPr>
-          <w:tcW w:w="2250" w:type="dxa"/>
+          <w:tcW w:w="2306" w:type="dxa"/>
           <w:vAlign w:val="center"/>
           <w:hideMark/>
         </w:tcPr>
@@ -1881,11 +1918,78 @@
             </w:tabs>
             <w:jc w:val="center"/>
           </w:pPr>
+          <w:r>
+            <w:rPr>
+              <w:noProof/>
+            </w:rPr>
+            <w:drawing>
+              <wp:anchor distT="0" distB="0" distL="114300" distR="114300" simplePos="0" relativeHeight="251664384" behindDoc="1" locked="0" layoutInCell="1" allowOverlap="1" wp14:anchorId="7E4AF737" wp14:editId="7225F4D0">
+                <wp:simplePos x="0" y="0"/>
+                <wp:positionH relativeFrom="margin">
+                  <wp:posOffset>-241935</wp:posOffset>
+                </wp:positionH>
+                <wp:positionV relativeFrom="paragraph">
+                  <wp:posOffset>-249555</wp:posOffset>
+                </wp:positionV>
+                <wp:extent cx="767715" cy="526415"/>
+                <wp:effectExtent l="0" t="0" r="0" b="6985"/>
+                <wp:wrapNone/>
+                <wp:docPr id="1459547876" name="Picture 1459547876"/>
+                <wp:cNvGraphicFramePr>
+                  <a:graphicFrameLocks xmlns:a="http://schemas.openxmlformats.org/drawingml/2006/main" noChangeAspect="1"/>
+                </wp:cNvGraphicFramePr>
+                <a:graphic xmlns:a="http://schemas.openxmlformats.org/drawingml/2006/main">
+                  <a:graphicData uri="http://schemas.openxmlformats.org/drawingml/2006/picture">
+                    <pic:pic xmlns:pic="http://schemas.openxmlformats.org/drawingml/2006/picture">
+                      <pic:nvPicPr>
+                        <pic:cNvPr id="0" name="Picture 75"/>
+                        <pic:cNvPicPr>
+                          <a:picLocks noChangeAspect="1" noChangeArrowheads="1"/>
+                        </pic:cNvPicPr>
+                      </pic:nvPicPr>
+                      <pic:blipFill>
+                        <a:blip r:embed="rId2">
+                          <a:extLst>
+                            <a:ext uri="{28A0092B-C50C-407E-A947-70E740481C1C}">
+                              <a14:useLocalDpi xmlns:a14="http://schemas.microsoft.com/office/drawing/2010/main" val="0"/>
+                            </a:ext>
+                          </a:extLst>
+                        </a:blip>
+                        <a:srcRect/>
+                        <a:stretch>
+                          <a:fillRect/>
+                        </a:stretch>
+                      </pic:blipFill>
+                      <pic:spPr bwMode="auto">
+                        <a:xfrm>
+                          <a:off x="0" y="0"/>
+                          <a:ext cx="767715" cy="526415"/>
+                        </a:xfrm>
+                        <a:prstGeom prst="rect">
+                          <a:avLst/>
+                        </a:prstGeom>
+                        <a:noFill/>
+                        <a:ln>
+                          <a:noFill/>
+                        </a:ln>
+                      </pic:spPr>
+                    </pic:pic>
+                  </a:graphicData>
+                </a:graphic>
+                <wp14:sizeRelH relativeFrom="margin">
+                  <wp14:pctWidth>0</wp14:pctWidth>
+                </wp14:sizeRelH>
+                <wp14:sizeRelV relativeFrom="margin">
+                  <wp14:pctHeight>0</wp14:pctHeight>
+                </wp14:sizeRelV>
+              </wp:anchor>
+            </w:drawing>
+          </w:r>
         </w:p>
       </w:tc>
       <w:tc>
         <w:tcPr>
-          <w:tcW w:w="7110" w:type="dxa"/>
+          <w:tcW w:w="7289" w:type="dxa"/>
           <w:vAlign w:val="center"/>
           <w:hideMark/>
         </w:tcPr>
@@ -1905,8 +2009,8 @@
               <w:b/>
               <w:bCs/>
               <w:color w:val="323E4F" w:themeColor="text2" w:themeShade="BF"/>
-              <w:sz w:val="40"/>
-              <w:szCs w:val="40"/>
+              <w:sz w:val="28"/>
+              <w:szCs w:val="28"/>
               <w:lang w:bidi="ar-AE"/>
             </w:rPr>
           </w:pPr>
@@ -1916,8 +2020,8 @@
               <w:b/>
               <w:bCs/>
               <w:color w:val="323E4F" w:themeColor="text2" w:themeShade="BF"/>
-              <w:sz w:val="40"/>
-              <w:szCs w:val="40"/>
+              <w:sz w:val="28"/>
+              <w:szCs w:val="28"/>
               <w:rtl/>
               <w:lang w:bidi="ar-AE"/>
             </w:rPr>
@@ -1940,8 +2044,8 @@
               <w:b/>
               <w:bCs/>
               <w:color w:val="B5031C"/>
-              <w:sz w:val="36"/>
-              <w:szCs w:val="36"/>
+              <w:sz w:val="28"/>
+              <w:szCs w:val="28"/>
               <w:rtl/>
             </w:rPr>
           </w:pPr>
@@ -1951,88 +2055,21 @@
               <w:b/>
               <w:bCs/>
               <w:color w:val="B5031C"/>
-              <w:sz w:val="36"/>
-              <w:szCs w:val="36"/>
+              <w:sz w:val="20"/>
+              <w:szCs w:val="20"/>
             </w:rPr>
             <w:t>GLOBAL SECURITY SERVICES GROUP</w:t>
           </w:r>
         </w:p>
       </w:tc>
     </w:tr>
+    <w:bookmarkEnd w:id="0"/>
+    <w:bookmarkEnd w:id="1"/>
   </w:tbl>
-  <w:bookmarkEnd w:id="0"/>
-  <w:bookmarkEnd w:id="1"/>
   <w:p>
     <w:pPr>
       <w:pStyle w:val="Header"/>
     </w:pPr>
-    <w:r>
-      <w:rPr>
-        <w:noProof/>
-      </w:rPr>
-      <w:drawing>
-        <wp:anchor distT="0" distB="0" distL="114300" distR="114300" simplePos="0" relativeHeight="251664384" behindDoc="0" locked="0" layoutInCell="1" allowOverlap="1" wp14:anchorId="015238DA" wp14:editId="198A005D">
-          <wp:simplePos x="0" y="0"/>
-          <wp:positionH relativeFrom="margin">
-            <wp:align>right</wp:align>
-          </wp:positionH>
-          <wp:positionV relativeFrom="paragraph">
-            <wp:posOffset>-986790</wp:posOffset>
-          </wp:positionV>
-          <wp:extent cx="1152525" cy="771525"/>
-          <wp:effectExtent l="0" t="0" r="9525" b="9525"/>
-          <wp:wrapSquare wrapText="bothSides"/>
-          <wp:docPr id="1459547876" name="Picture 1459547876"/>
-          <wp:cNvGraphicFramePr>
-            <a:graphicFrameLocks xmlns:a="http://schemas.openxmlformats.org/drawingml/2006/main" noChangeAspect="1"/>
-          </wp:cNvGraphicFramePr>
-          <a:graphic xmlns:a="http://schemas.openxmlformats.org/drawingml/2006/main">
-            <a:graphicData uri="http://schemas.openxmlformats.org/drawingml/2006/picture">
-              <pic:pic xmlns:pic="http://schemas.openxmlformats.org/drawingml/2006/picture">
-                <pic:nvPicPr>
-                  <pic:cNvPr id="0" name="Picture 75"/>
-                  <pic:cNvPicPr>
-                    <a:picLocks noChangeAspect="1" noChangeArrowheads="1"/>
-                  </pic:cNvPicPr>
-                </pic:nvPicPr>
-                <pic:blipFill>
-                  <a:blip r:embed="rId2">
-                    <a:extLst>
-                      <a:ext uri="{28A0092B-C50C-407E-A947-70E740481C1C}">
-                        <a14:useLocalDpi xmlns:a14="http://schemas.microsoft.com/office/drawing/2010/main" val="0"/>
-                      </a:ext>
-                    </a:extLst>
-                  </a:blip>
-                  <a:srcRect/>
-                  <a:stretch>
-                    <a:fillRect/>
-                  </a:stretch>
-                </pic:blipFill>
-                <pic:spPr bwMode="auto">
-                  <a:xfrm>
-                    <a:off x="0" y="0"/>
-                    <a:ext cx="1152525" cy="771525"/>
-                  </a:xfrm>
-                  <a:prstGeom prst="rect">
-                    <a:avLst/>
-                  </a:prstGeom>
-                  <a:noFill/>
-                  <a:ln>
-                    <a:noFill/>
-                  </a:ln>
-                </pic:spPr>
-              </pic:pic>
-            </a:graphicData>
-          </a:graphic>
-          <wp14:sizeRelH relativeFrom="margin">
-            <wp14:pctWidth>0</wp14:pctWidth>
-          </wp14:sizeRelH>
-          <wp14:sizeRelV relativeFrom="margin">
-            <wp14:pctHeight>0</wp14:pctHeight>
-          </wp14:sizeRelV>
-        </wp:anchor>
-      </w:drawing>
-    </w:r>
   </w:p>
 </w:hdr>
 </file>

--- a/backend/templates/GSSG-GS_300-003_General_Book.docx
+++ b/backend/templates/GSSG-GS_300-003_General_Book.docx
@@ -6,16 +6,19 @@
       <w:pPr>
         <w:bidi/>
         <w:rPr>
-          <w:rFonts w:cstheme="minorHAnsi"/>
-          <w:i/>
-          <w:iCs/>
-          <w:sz w:val="32"/>
-          <w:szCs w:val="32"/>
+          <w:rFonts w:asciiTheme="majorHAnsi" w:hAnsiTheme="majorHAnsi" w:cstheme="majorHAnsi"/>
+          <w:sz w:val="20"/>
+          <w:szCs w:val="20"/>
           <w:rtl/>
           <w:lang w:bidi="ar-AE"/>
         </w:rPr>
       </w:pPr>
       <w:r>
+        <w:rPr>
+          <w:rFonts w:asciiTheme="majorHAnsi" w:hAnsiTheme="majorHAnsi" w:cstheme="majorHAnsi"/>
+          <w:sz w:val="20"/>
+          <w:szCs w:val="20"/>
+        </w:rPr>
         <w:t>{%p if ref %}</w:t>
       </w:r>
     </w:p>
@@ -23,43 +26,59 @@
       <w:pPr>
         <w:bidi/>
         <w:rPr>
-          <w:rFonts w:cstheme="minorHAnsi"/>
-          <w:i/>
-          <w:iCs/>
-          <w:sz w:val="32"/>
-          <w:szCs w:val="32"/>
+          <w:rFonts w:asciiTheme="majorHAnsi" w:hAnsiTheme="majorHAnsi" w:cstheme="majorHAnsi"/>
+          <w:sz w:val="20"/>
+          <w:szCs w:val="20"/>
           <w:rtl/>
           <w:lang w:bidi="ar-AE"/>
         </w:rPr>
       </w:pPr>
       <w:r>
         <w:rPr>
-          <w:sz w:val="32"/>
+          <w:rFonts w:asciiTheme="majorHAnsi" w:hAnsiTheme="majorHAnsi" w:cstheme="majorHAnsi"/>
+          <w:sz w:val="20"/>
+          <w:szCs w:val="20"/>
         </w:rPr>
         <w:t xml:space="preserve">الرقم: </w:t>
       </w:r>
+      <w:proofErr w:type="gramStart"/>
       <w:r>
         <w:rPr>
-          <w:sz w:val="32"/>
+          <w:rFonts w:asciiTheme="majorHAnsi" w:hAnsiTheme="majorHAnsi" w:cstheme="majorHAnsi"/>
+          <w:sz w:val="20"/>
+          <w:szCs w:val="20"/>
           <w:rtl/>
         </w:rPr>
-        <w:t>{{ ref }}</w:t>
+        <w:t>{{ ref</w:t>
+      </w:r>
+      <w:proofErr w:type="gramEnd"/>
+      <w:r>
+        <w:rPr>
+          <w:rFonts w:asciiTheme="majorHAnsi" w:hAnsiTheme="majorHAnsi" w:cstheme="majorHAnsi"/>
+          <w:sz w:val="20"/>
+          <w:szCs w:val="20"/>
+          <w:rtl/>
+        </w:rPr>
+        <w:t xml:space="preserve"> }}</w:t>
       </w:r>
     </w:p>
     <w:p>
       <w:pPr>
         <w:bidi/>
         <w:rPr>
-          <w:rFonts w:cstheme="minorHAnsi"/>
-          <w:i/>
-          <w:iCs/>
-          <w:sz w:val="32"/>
-          <w:szCs w:val="32"/>
+          <w:rFonts w:asciiTheme="majorHAnsi" w:hAnsiTheme="majorHAnsi" w:cstheme="majorHAnsi"/>
+          <w:sz w:val="20"/>
+          <w:szCs w:val="20"/>
           <w:rtl/>
           <w:lang w:bidi="ar-AE"/>
         </w:rPr>
       </w:pPr>
       <w:r>
+        <w:rPr>
+          <w:rFonts w:asciiTheme="majorHAnsi" w:hAnsiTheme="majorHAnsi" w:cstheme="majorHAnsi"/>
+          <w:sz w:val="20"/>
+          <w:szCs w:val="20"/>
+        </w:rPr>
         <w:t>{%p endif %}</w:t>
       </w:r>
     </w:p>
@@ -67,26 +86,44 @@
       <w:pPr>
         <w:bidi/>
         <w:rPr>
-          <w:rFonts w:cstheme="minorHAnsi"/>
-          <w:i/>
-          <w:iCs/>
-          <w:sz w:val="32"/>
-          <w:szCs w:val="32"/>
+          <w:rFonts w:asciiTheme="majorHAnsi" w:hAnsiTheme="majorHAnsi" w:cstheme="majorHAnsi"/>
+          <w:sz w:val="20"/>
+          <w:szCs w:val="20"/>
           <w:rtl/>
           <w:lang w:bidi="ar-AE"/>
         </w:rPr>
       </w:pPr>
       <w:r>
         <w:rPr>
-          <w:rFonts w:cstheme="minorHAnsi" w:hint="cs"/>
-          <w:i/>
-          <w:iCs/>
-          <w:sz w:val="32"/>
-          <w:szCs w:val="32"/>
+          <w:rFonts w:asciiTheme="majorHAnsi" w:hAnsiTheme="majorHAnsi" w:cstheme="majorHAnsi"/>
+          <w:sz w:val="20"/>
+          <w:szCs w:val="20"/>
           <w:rtl/>
           <w:lang w:bidi="ar-AE"/>
         </w:rPr>
-        <w:t>التاريخ: {{ date }}</w:t>
+        <w:t xml:space="preserve">التاريخ: </w:t>
+      </w:r>
+      <w:proofErr w:type="gramStart"/>
+      <w:r>
+        <w:rPr>
+          <w:rFonts w:asciiTheme="majorHAnsi" w:hAnsiTheme="majorHAnsi" w:cstheme="majorHAnsi"/>
+          <w:sz w:val="20"/>
+          <w:szCs w:val="20"/>
+          <w:rtl/>
+          <w:lang w:bidi="ar-AE"/>
+        </w:rPr>
+        <w:t>{{ date</w:t>
+      </w:r>
+      <w:proofErr w:type="gramEnd"/>
+      <w:r>
+        <w:rPr>
+          <w:rFonts w:asciiTheme="majorHAnsi" w:hAnsiTheme="majorHAnsi" w:cstheme="majorHAnsi"/>
+          <w:sz w:val="20"/>
+          <w:szCs w:val="20"/>
+          <w:rtl/>
+          <w:lang w:bidi="ar-AE"/>
+        </w:rPr>
+        <w:t xml:space="preserve"> }}</w:t>
       </w:r>
     </w:p>
     <w:p>
@@ -114,6 +151,7 @@
         </w:rPr>
         <w:t xml:space="preserve">السيد \ </w:t>
       </w:r>
+      <w:proofErr w:type="gramStart"/>
       <w:r>
         <w:rPr>
           <w:rFonts w:cstheme="minorHAnsi" w:hint="cs"/>
@@ -124,8 +162,9 @@
           <w:rtl/>
           <w:lang w:bidi="ar-AE"/>
         </w:rPr>
-        <w:t>{{ recipient_name }}</w:t>
+        <w:t>{{ recipient</w:t>
       </w:r>
+      <w:proofErr w:type="gramEnd"/>
       <w:r>
         <w:rPr>
           <w:rFonts w:cstheme="minorHAnsi" w:hint="cs"/>
@@ -136,6 +175,44 @@
           <w:rtl/>
           <w:lang w:bidi="ar-AE"/>
         </w:rPr>
+        <w:t>_</w:t>
+      </w:r>
+      <w:proofErr w:type="gramStart"/>
+      <w:r>
+        <w:rPr>
+          <w:rFonts w:cstheme="minorHAnsi" w:hint="cs"/>
+          <w:b/>
+          <w:bCs/>
+          <w:sz w:val="32"/>
+          <w:szCs w:val="32"/>
+          <w:rtl/>
+          <w:lang w:bidi="ar-AE"/>
+        </w:rPr>
+        <w:t>name }</w:t>
+      </w:r>
+      <w:proofErr w:type="gramEnd"/>
+      <w:r>
+        <w:rPr>
+          <w:rFonts w:cstheme="minorHAnsi" w:hint="cs"/>
+          <w:b/>
+          <w:bCs/>
+          <w:sz w:val="32"/>
+          <w:szCs w:val="32"/>
+          <w:rtl/>
+          <w:lang w:bidi="ar-AE"/>
+        </w:rPr>
+        <w:t>}</w:t>
+      </w:r>
+      <w:r>
+        <w:rPr>
+          <w:rFonts w:cstheme="minorHAnsi" w:hint="cs"/>
+          <w:b/>
+          <w:bCs/>
+          <w:sz w:val="32"/>
+          <w:szCs w:val="32"/>
+          <w:rtl/>
+          <w:lang w:bidi="ar-AE"/>
+        </w:rPr>
         <w:t xml:space="preserve"> المحترم </w:t>
       </w:r>
     </w:p>
@@ -229,6 +306,7 @@
           <w:lang w:bidi="ar-AE"/>
         </w:rPr>
       </w:pPr>
+      <w:proofErr w:type="gramStart"/>
       <w:r>
         <w:rPr>
           <w:rFonts w:cstheme="minorHAnsi" w:hint="cs"/>
@@ -240,7 +318,49 @@
           <w:rtl/>
           <w:lang w:bidi="ar-AE"/>
         </w:rPr>
-        <w:t>{{ '' if not subject else 'الموضوع: ' ~ subject }}</w:t>
+        <w:t>{{ '</w:t>
+      </w:r>
+      <w:proofErr w:type="gramEnd"/>
+      <w:r>
+        <w:rPr>
+          <w:rFonts w:cstheme="minorHAnsi" w:hint="cs"/>
+          <w:b/>
+          <w:bCs/>
+          <w:sz w:val="32"/>
+          <w:szCs w:val="32"/>
+          <w:u w:val="single"/>
+          <w:rtl/>
+          <w:lang w:bidi="ar-AE"/>
+        </w:rPr>
+        <w:t xml:space="preserve">' if not subject else 'الموضوع: ' ~ </w:t>
+      </w:r>
+      <w:proofErr w:type="gramStart"/>
+      <w:r>
+        <w:rPr>
+          <w:rFonts w:cstheme="minorHAnsi" w:hint="cs"/>
+          <w:b/>
+          <w:bCs/>
+          <w:sz w:val="32"/>
+          <w:szCs w:val="32"/>
+          <w:u w:val="single"/>
+          <w:rtl/>
+          <w:lang w:bidi="ar-AE"/>
+        </w:rPr>
+        <w:t>subject }</w:t>
+      </w:r>
+      <w:proofErr w:type="gramEnd"/>
+      <w:r>
+        <w:rPr>
+          <w:rFonts w:cstheme="minorHAnsi" w:hint="cs"/>
+          <w:b/>
+          <w:bCs/>
+          <w:sz w:val="32"/>
+          <w:szCs w:val="32"/>
+          <w:u w:val="single"/>
+          <w:rtl/>
+          <w:lang w:bidi="ar-AE"/>
+        </w:rPr>
+        <w:t>}</w:t>
       </w:r>
     </w:p>
     <w:p>
@@ -270,6 +390,8 @@
           <w:lang w:bidi="ar-AE"/>
         </w:rPr>
       </w:pPr>
+      <w:proofErr w:type="gramStart"/>
+      <w:proofErr w:type="gramEnd"/>
       <w:r>
         <w:rPr>
           <w:rFonts w:cstheme="minorHAnsi" w:hint="cs"/>
@@ -280,7 +402,7 @@
           <w:rtl/>
           <w:lang w:bidi="ar-AE"/>
         </w:rPr>
-        <w:t>{{ body }}</w:t>
+        <w:t>يطيب لنا أن نتقدم لكم بأطيب التحيات والتقدير، ننوه على الموضوع أعلاه انه</w:t>
       </w:r>
     </w:p>
     <w:p>
@@ -297,6 +419,18 @@
           <w:lang w:bidi="ar-AE"/>
         </w:rPr>
       </w:pPr>
+      <w:r>
+        <w:rPr>
+          <w:rFonts w:cstheme="minorHAnsi" w:hint="cs"/>
+          <w:b/>
+          <w:bCs/>
+          <w:sz w:val="28"/>
+          <w:szCs w:val="28"/>
+          <w:rtl/>
+          <w:lang w:bidi="ar-AE"/>
+        </w:rPr>
+        <w:t>{{ body }}</w:t>
+      </w:r>
     </w:p>
     <w:p>
       <w:pPr>
@@ -1083,17 +1217,7 @@
               <w:sz w:val="18"/>
               <w:szCs w:val="18"/>
             </w:rPr>
-            <w:t xml:space="preserve">{{ </w:t>
-          </w:r>
-          <w:proofErr w:type="spellStart"/>
-          <w:r>
-            <w:rPr>
-              <w:rFonts w:ascii="Helvetica" w:hAnsi="Helvetica"/>
-              <w:color w:val="FFFFFF" w:themeColor="background1"/>
-              <w:sz w:val="18"/>
-              <w:szCs w:val="18"/>
-            </w:rPr>
-            <w:t>submitter</w:t>
+            <w:t>{{ submitter</w:t>
           </w:r>
           <w:proofErr w:type="gramEnd"/>
           <w:r>
@@ -1103,17 +1227,7 @@
               <w:sz w:val="18"/>
               <w:szCs w:val="18"/>
             </w:rPr>
-            <w:t>_g</w:t>
-          </w:r>
-          <w:proofErr w:type="spellEnd"/>
-          <w:r>
-            <w:rPr>
-              <w:rFonts w:ascii="Helvetica" w:hAnsi="Helvetica"/>
-              <w:color w:val="FFFFFF" w:themeColor="background1"/>
-              <w:sz w:val="18"/>
-              <w:szCs w:val="18"/>
-            </w:rPr>
-            <w:t xml:space="preserve"> }}</w:t>
+            <w:t>_g }}</w:t>
           </w:r>
         </w:p>
       </w:tc>
